--- a/docs/Revision1/Outstanding Questions.docx
+++ b/docs/Revision1/Outstanding Questions.docx
@@ -26,6 +26,71 @@
     </w:p>
     <w:p>
       <w:pPr>
+        <w:pStyle w:val="Compact"/>
+        <w:numPr>
+          <w:ilvl w:val="0"/>
+          <w:numId w:val="1"/>
+        </w:numPr>
+        <w:spacing w:line="360" w:lineRule="auto"/>
+      </w:pPr>
+      <w:r>
+        <w:t>How effective is using parameters of closely related species for predicting the impacts of extreme heat for data deficient species?</w:t>
+      </w:r>
+    </w:p>
+    <w:p>
+      <w:pPr>
+        <w:pStyle w:val="Compact"/>
+        <w:numPr>
+          <w:ilvl w:val="0"/>
+          <w:numId w:val="1"/>
+        </w:numPr>
+        <w:spacing w:line="360" w:lineRule="auto"/>
+      </w:pPr>
+      <w:r>
+        <w:t>How can we best capture rapid and longer-term evolutionary responses of interacting species to extreme heat in a systems-modelling framework?</w:t>
+      </w:r>
+    </w:p>
+    <w:p>
+      <w:pPr>
+        <w:pStyle w:val="Compact"/>
+        <w:numPr>
+          <w:ilvl w:val="0"/>
+          <w:numId w:val="1"/>
+        </w:numPr>
+        <w:spacing w:line="360" w:lineRule="auto"/>
+      </w:pPr>
+      <w:r>
+        <w:t>How can we capture multiple anthropogenic stressors in a systems-modelling framework to explore how they interact with extreme heat to affect organisms, populations and communities?</w:t>
+      </w:r>
+    </w:p>
+    <w:p>
+      <w:pPr>
+        <w:pStyle w:val="Compact"/>
+        <w:numPr>
+          <w:ilvl w:val="0"/>
+          <w:numId w:val="1"/>
+        </w:numPr>
+        <w:spacing w:line="360" w:lineRule="auto"/>
+      </w:pPr>
+      <w:r>
+        <w:t>How will extreme heat affect species coexistence and functional trait diversity in natural and agricultural systems?</w:t>
+      </w:r>
+    </w:p>
+    <w:p>
+      <w:pPr>
+        <w:pStyle w:val="Compact"/>
+        <w:numPr>
+          <w:ilvl w:val="0"/>
+          <w:numId w:val="1"/>
+        </w:numPr>
+        <w:spacing w:line="360" w:lineRule="auto"/>
+      </w:pPr>
+      <w:r>
+        <w:t>How do we best model lagged effects of extreme heat events on whole communities?</w:t>
+      </w:r>
+    </w:p>
+    <w:p>
+      <w:pPr>
         <w:numPr>
           <w:ilvl w:val="0"/>
           <w:numId w:val="1"/>
@@ -39,181 +104,7 @@
         </w:rPr>
       </w:pPr>
       <w:r>
-        <w:rPr>
-          <w:rFonts w:ascii="Times New Roman" w:eastAsia="Cambria" w:hAnsi="Times New Roman" w:cs="Times New Roman"/>
-          <w:kern w:val="0"/>
-          <w:lang w:val="en-US"/>
-          <w14:ligatures w14:val="none"/>
-        </w:rPr>
-        <w:t>How effective are models that use parameters of closely related species at predicting the impacts of extreme heat for species lacking data?</w:t>
-      </w:r>
-    </w:p>
-    <w:p>
-      <w:pPr>
-        <w:numPr>
-          <w:ilvl w:val="0"/>
-          <w:numId w:val="1"/>
-        </w:numPr>
-        <w:spacing w:before="36" w:after="36" w:line="360" w:lineRule="auto"/>
-        <w:rPr>
-          <w:rFonts w:ascii="Times New Roman" w:eastAsia="Cambria" w:hAnsi="Times New Roman" w:cs="Times New Roman"/>
-          <w:kern w:val="0"/>
-          <w:lang w:val="en-US"/>
-          <w14:ligatures w14:val="none"/>
-        </w:rPr>
-      </w:pPr>
-      <w:r>
-        <w:rPr>
-          <w:rFonts w:ascii="Times New Roman" w:eastAsia="Cambria" w:hAnsi="Times New Roman" w:cs="Times New Roman"/>
-          <w:kern w:val="0"/>
-          <w:lang w:val="en-US"/>
-          <w14:ligatures w14:val="none"/>
-        </w:rPr>
-        <w:t>How can we capture rapid and longer-term evolutionary responses of interacting species to extreme heat in a systems-modelling framework?</w:t>
-      </w:r>
-    </w:p>
-    <w:p>
-      <w:pPr>
-        <w:numPr>
-          <w:ilvl w:val="0"/>
-          <w:numId w:val="1"/>
-        </w:numPr>
-        <w:spacing w:before="36" w:after="36" w:line="360" w:lineRule="auto"/>
-        <w:rPr>
-          <w:rFonts w:ascii="Times New Roman" w:eastAsia="Cambria" w:hAnsi="Times New Roman" w:cs="Times New Roman"/>
-          <w:kern w:val="0"/>
-          <w:lang w:val="en-US"/>
-          <w14:ligatures w14:val="none"/>
-        </w:rPr>
-      </w:pPr>
-      <w:r>
-        <w:rPr>
-          <w:rFonts w:ascii="Times New Roman" w:eastAsia="Cambria" w:hAnsi="Times New Roman" w:cs="Times New Roman"/>
-          <w:kern w:val="0"/>
-          <w:lang w:val="en-US"/>
-          <w14:ligatures w14:val="none"/>
-        </w:rPr>
-        <w:t>Can we use thermal load sensitivity models to describe heat damage to plant tissues?</w:t>
-      </w:r>
-    </w:p>
-    <w:p>
-      <w:pPr>
-        <w:numPr>
-          <w:ilvl w:val="0"/>
-          <w:numId w:val="1"/>
-        </w:numPr>
-        <w:spacing w:before="36" w:after="36" w:line="360" w:lineRule="auto"/>
-        <w:rPr>
-          <w:rFonts w:ascii="Times New Roman" w:eastAsia="Cambria" w:hAnsi="Times New Roman" w:cs="Times New Roman"/>
-          <w:kern w:val="0"/>
-          <w:lang w:val="en-US"/>
-          <w14:ligatures w14:val="none"/>
-        </w:rPr>
-      </w:pPr>
-      <w:r>
-        <w:rPr>
-          <w:rFonts w:ascii="Times New Roman" w:eastAsia="Cambria" w:hAnsi="Times New Roman" w:cs="Times New Roman"/>
-          <w:kern w:val="0"/>
-          <w:lang w:val="en-US"/>
-          <w14:ligatures w14:val="none"/>
-        </w:rPr>
-        <w:t>For plant species, can we build and couple dynamic energy budget models to predict how extreme heat will impact tissue and life cycle dynamics more accurately?</w:t>
-      </w:r>
-    </w:p>
-    <w:p>
-      <w:pPr>
-        <w:numPr>
-          <w:ilvl w:val="0"/>
-          <w:numId w:val="1"/>
-        </w:numPr>
-        <w:spacing w:before="36" w:after="36" w:line="360" w:lineRule="auto"/>
-        <w:rPr>
-          <w:rFonts w:ascii="Times New Roman" w:eastAsia="Cambria" w:hAnsi="Times New Roman" w:cs="Times New Roman"/>
-          <w:kern w:val="0"/>
-          <w:lang w:val="en-US"/>
-          <w14:ligatures w14:val="none"/>
-        </w:rPr>
-      </w:pPr>
-      <w:r>
-        <w:rPr>
-          <w:rFonts w:ascii="Times New Roman" w:eastAsia="Cambria" w:hAnsi="Times New Roman" w:cs="Times New Roman"/>
-          <w:kern w:val="0"/>
-          <w:lang w:val="en-US"/>
-          <w14:ligatures w14:val="none"/>
-        </w:rPr>
-        <w:t>How do multiple stressors in anthropogenically modified environments interact with extreme heat to impact organisms, populations and communities?</w:t>
-      </w:r>
-    </w:p>
-    <w:p>
-      <w:pPr>
-        <w:numPr>
-          <w:ilvl w:val="0"/>
-          <w:numId w:val="1"/>
-        </w:numPr>
-        <w:spacing w:before="36" w:after="36" w:line="360" w:lineRule="auto"/>
-        <w:rPr>
-          <w:rFonts w:ascii="Times New Roman" w:eastAsia="Cambria" w:hAnsi="Times New Roman" w:cs="Times New Roman"/>
-          <w:kern w:val="0"/>
-          <w:lang w:val="en-US"/>
-          <w14:ligatures w14:val="none"/>
-        </w:rPr>
-      </w:pPr>
-      <w:r>
-        <w:rPr>
-          <w:rFonts w:ascii="Times New Roman" w:eastAsia="Cambria" w:hAnsi="Times New Roman" w:cs="Times New Roman"/>
-          <w:kern w:val="0"/>
-          <w:lang w:val="en-US"/>
-          <w14:ligatures w14:val="none"/>
-        </w:rPr>
-        <w:t>How will extreme heat impact species coexistence and functional trait diversity in natural and agricultural systems?</w:t>
-      </w:r>
-    </w:p>
-    <w:p>
-      <w:pPr>
-        <w:numPr>
-          <w:ilvl w:val="0"/>
-          <w:numId w:val="1"/>
-        </w:numPr>
-        <w:spacing w:before="36" w:after="36" w:line="360" w:lineRule="auto"/>
-        <w:rPr>
-          <w:rFonts w:ascii="Times New Roman" w:eastAsia="Cambria" w:hAnsi="Times New Roman" w:cs="Times New Roman"/>
-          <w:kern w:val="0"/>
-          <w:lang w:val="en-US"/>
-          <w14:ligatures w14:val="none"/>
-        </w:rPr>
-      </w:pPr>
-      <w:r>
-        <w:rPr>
-          <w:rFonts w:ascii="Times New Roman" w:eastAsia="Cambria" w:hAnsi="Times New Roman" w:cs="Times New Roman"/>
-          <w:kern w:val="0"/>
-          <w:lang w:val="en-US"/>
-          <w14:ligatures w14:val="none"/>
-        </w:rPr>
-        <w:t>How can we quantify microhabitat complexity to robustly and accurately capture the heat responses of animal, plants and microbes and their interactions?</w:t>
-      </w:r>
-    </w:p>
-    <w:p>
-      <w:pPr>
-        <w:numPr>
-          <w:ilvl w:val="0"/>
-          <w:numId w:val="1"/>
-        </w:numPr>
-        <w:spacing w:before="36" w:after="36" w:line="360" w:lineRule="auto"/>
-        <w:rPr>
-          <w:rFonts w:ascii="Times New Roman" w:eastAsia="Cambria" w:hAnsi="Times New Roman" w:cs="Times New Roman"/>
-          <w:kern w:val="0"/>
-          <w:lang w:val="en-US"/>
-          <w14:ligatures w14:val="none"/>
-        </w:rPr>
-      </w:pPr>
-      <w:r>
-        <w:rPr>
-          <w:rFonts w:ascii="Cambria" w:eastAsia="Cambria" w:hAnsi="Cambria" w:cs="Times New Roman"/>
-          <w:kern w:val="0"/>
-          <w:lang w:val="en-US"/>
-          <w14:ligatures w14:val="none"/>
-        </w:rPr>
-        <w:t>How will thermal stress to natural ecosystems and food production systems impact people?</w:t>
+        <w:t>How can we extend a systems modelling approach to understand how thermal stress to natural ecosystems and food production systems impact people?</w:t>
       </w:r>
     </w:p>
     <w:sectPr>
@@ -311,6 +202,110 @@
       <w:lvlJc w:val="left"/>
       <w:pPr>
         <w:ind w:left="6480" w:hanging="360"/>
+      </w:pPr>
+    </w:lvl>
+  </w:abstractNum>
+  <w:abstractNum w:abstractNumId="1" w15:restartNumberingAfterBreak="0">
+    <w:nsid w:val="170CD2DE"/>
+    <w:multiLevelType w:val="multilevel"/>
+    <w:tmpl w:val="A7F01700"/>
+    <w:lvl w:ilvl="0">
+      <w:numFmt w:val="bullet"/>
+      <w:lvlText w:val=" "/>
+      <w:lvlJc w:val="left"/>
+      <w:pPr>
+        <w:tabs>
+          <w:tab w:val="num" w:pos="0"/>
+        </w:tabs>
+        <w:ind w:left="480" w:hanging="480"/>
+      </w:pPr>
+    </w:lvl>
+    <w:lvl w:ilvl="1">
+      <w:numFmt w:val="bullet"/>
+      <w:lvlText w:val=" "/>
+      <w:lvlJc w:val="left"/>
+      <w:pPr>
+        <w:tabs>
+          <w:tab w:val="num" w:pos="720"/>
+        </w:tabs>
+        <w:ind w:left="1200" w:hanging="480"/>
+      </w:pPr>
+    </w:lvl>
+    <w:lvl w:ilvl="2">
+      <w:numFmt w:val="bullet"/>
+      <w:lvlText w:val=" "/>
+      <w:lvlJc w:val="left"/>
+      <w:pPr>
+        <w:tabs>
+          <w:tab w:val="num" w:pos="1440"/>
+        </w:tabs>
+        <w:ind w:left="1920" w:hanging="480"/>
+      </w:pPr>
+    </w:lvl>
+    <w:lvl w:ilvl="3">
+      <w:numFmt w:val="bullet"/>
+      <w:lvlText w:val=" "/>
+      <w:lvlJc w:val="left"/>
+      <w:pPr>
+        <w:tabs>
+          <w:tab w:val="num" w:pos="2160"/>
+        </w:tabs>
+        <w:ind w:left="2640" w:hanging="480"/>
+      </w:pPr>
+    </w:lvl>
+    <w:lvl w:ilvl="4">
+      <w:numFmt w:val="bullet"/>
+      <w:lvlText w:val=" "/>
+      <w:lvlJc w:val="left"/>
+      <w:pPr>
+        <w:tabs>
+          <w:tab w:val="num" w:pos="2880"/>
+        </w:tabs>
+        <w:ind w:left="3360" w:hanging="480"/>
+      </w:pPr>
+    </w:lvl>
+    <w:lvl w:ilvl="5">
+      <w:numFmt w:val="bullet"/>
+      <w:lvlText w:val=" "/>
+      <w:lvlJc w:val="left"/>
+      <w:pPr>
+        <w:tabs>
+          <w:tab w:val="num" w:pos="3600"/>
+        </w:tabs>
+        <w:ind w:left="4080" w:hanging="480"/>
+      </w:pPr>
+    </w:lvl>
+    <w:lvl w:ilvl="6">
+      <w:numFmt w:val="bullet"/>
+      <w:lvlText w:val=" "/>
+      <w:lvlJc w:val="left"/>
+      <w:pPr>
+        <w:tabs>
+          <w:tab w:val="num" w:pos="4320"/>
+        </w:tabs>
+        <w:ind w:left="4800" w:hanging="480"/>
+      </w:pPr>
+    </w:lvl>
+    <w:lvl w:ilvl="7">
+      <w:numFmt w:val="bullet"/>
+      <w:lvlText w:val=" "/>
+      <w:lvlJc w:val="left"/>
+      <w:pPr>
+        <w:tabs>
+          <w:tab w:val="num" w:pos="5040"/>
+        </w:tabs>
+        <w:ind w:left="5520" w:hanging="480"/>
+      </w:pPr>
+    </w:lvl>
+    <w:lvl w:ilvl="8">
+      <w:numFmt w:val="bullet"/>
+      <w:lvlText w:val=" "/>
+      <w:lvlJc w:val="left"/>
+      <w:pPr>
+        <w:tabs>
+          <w:tab w:val="num" w:pos="5760"/>
+        </w:tabs>
+        <w:ind w:left="6240" w:hanging="480"/>
       </w:pPr>
     </w:lvl>
   </w:abstractNum>
@@ -343,6 +338,9 @@
     <w:lvlOverride w:ilvl="8">
       <w:startOverride w:val="1"/>
     </w:lvlOverride>
+  </w:num>
+  <w:num w:numId="2" w16cid:durableId="423309980">
+    <w:abstractNumId w:val="1"/>
   </w:num>
 </w:numbering>
 </file>
@@ -1259,6 +1257,41 @@
       <w:spacing w:val="5"/>
     </w:rPr>
   </w:style>
+  <w:style w:type="paragraph" w:customStyle="1" w:styleId="Compact">
+    <w:name w:val="Compact"/>
+    <w:basedOn w:val="BodyText"/>
+    <w:qFormat/>
+    <w:rsid w:val="001B1642"/>
+    <w:pPr>
+      <w:spacing w:before="36" w:after="36"/>
+    </w:pPr>
+    <w:rPr>
+      <w:rFonts w:ascii="Times New Roman" w:hAnsi="Times New Roman"/>
+      <w:kern w:val="0"/>
+      <w:lang w:val="en-US"/>
+      <w14:ligatures w14:val="none"/>
+    </w:rPr>
+  </w:style>
+  <w:style w:type="paragraph" w:styleId="BodyText">
+    <w:name w:val="Body Text"/>
+    <w:basedOn w:val="Normal"/>
+    <w:link w:val="BodyTextChar"/>
+    <w:uiPriority w:val="99"/>
+    <w:semiHidden/>
+    <w:unhideWhenUsed/>
+    <w:rsid w:val="001B1642"/>
+    <w:pPr>
+      <w:spacing w:after="120"/>
+    </w:pPr>
+  </w:style>
+  <w:style w:type="character" w:customStyle="1" w:styleId="BodyTextChar">
+    <w:name w:val="Body Text Char"/>
+    <w:basedOn w:val="DefaultParagraphFont"/>
+    <w:link w:val="BodyText"/>
+    <w:uiPriority w:val="99"/>
+    <w:semiHidden/>
+    <w:rsid w:val="001B1642"/>
+  </w:style>
 </w:styles>
 </file>
 
